--- a/rep.01 MySite Plan 文書.docx
+++ b/rep.01 MySite Plan 文書.docx
@@ -11,302 +11,96 @@
       </w:r>
     </w:p>
     <w:p>
-      <w:pPr>
-        <w:pStyle w:val="a9"/>
-        <w:numPr>
-          <w:ilvl w:val="0"/>
-          <w:numId w:val="2"/>
-        </w:numPr>
-      </w:pPr>
-      <w:r>
-        <w:rPr>
-          <w:rFonts w:hint="eastAsia"/>
-        </w:rPr>
-        <w:t>タイトル：「きょうも抹茶。」</w:t>
-      </w:r>
-    </w:p>
-    <w:p>
-      <w:pPr>
-        <w:pStyle w:val="a9"/>
-        <w:numPr>
-          <w:ilvl w:val="0"/>
-          <w:numId w:val="2"/>
-        </w:numPr>
-      </w:pPr>
-      <w:r>
-        <w:rPr>
-          <w:rFonts w:hint="eastAsia"/>
-        </w:rPr>
-        <w:t>サイト作成の動機と趣旨：このサイトは、抹茶の魅力をより多くの人に知ってもらうために制作します。抹茶は飲み物としてだけでなく、スイーツや和菓子など幅広い楽しみ方があり、近年は若い世代にも人気が高まっています。しかし、抹茶の種類や味の違い、楽しみ方について詳しく知る機会は多くありません。このサイトでは、抹茶スイーツや抹茶カフェの紹介を中心に、抹茶の基礎知識や魅力を分かりやすく発信し、抹茶好きが楽しめる情報サイトを目指します。</w:t>
-      </w:r>
-    </w:p>
-    <w:p>
-      <w:pPr>
-        <w:pStyle w:val="a9"/>
-        <w:numPr>
-          <w:ilvl w:val="0"/>
-          <w:numId w:val="2"/>
-        </w:numPr>
-      </w:pPr>
-      <w:r>
-        <w:rPr>
-          <w:rFonts w:hint="eastAsia"/>
-        </w:rPr>
-        <w:t>コンテンツ：</w:t>
-      </w:r>
-    </w:p>
-    <w:p>
-      <w:pPr>
-        <w:pStyle w:val="a9"/>
-        <w:ind w:left="360"/>
-      </w:pPr>
-      <w:r>
-        <w:rPr>
-          <w:rFonts w:hint="eastAsia"/>
-        </w:rPr>
-        <w:t>★抹茶入門</w:t>
-      </w:r>
-    </w:p>
-    <w:p>
-      <w:pPr>
-        <w:pStyle w:val="a9"/>
-        <w:ind w:left="360"/>
-      </w:pPr>
-      <w:r>
-        <w:rPr>
-          <w:rFonts w:ascii="Segoe UI Emoji" w:hAnsi="Segoe UI Emoji" w:cs="Segoe UI Emoji" w:hint="eastAsia"/>
-        </w:rPr>
-        <w:t>●</w:t>
-      </w:r>
-      <w:r>
-        <w:t>内容</w:t>
-      </w:r>
-      <w:r>
-        <w:rPr>
-          <w:rFonts w:hint="eastAsia"/>
-        </w:rPr>
-        <w:t>：抹茶とはどのようなものか、緑茶との違いや</w:t>
-      </w:r>
-      <w:r>
-        <w:rPr>
-          <w:rFonts w:hint="eastAsia"/>
-        </w:rPr>
-        <w:t>味の特徴、産地ごとの違いなど、抹茶の基本知識を初心者向けにわかりやすく紹介します。</w:t>
-      </w:r>
-    </w:p>
-    <w:p>
-      <w:pPr>
-        <w:pStyle w:val="a9"/>
-        <w:ind w:left="360"/>
-      </w:pPr>
-      <w:r>
-        <w:rPr>
-          <w:rFonts w:ascii="Segoe UI Emoji" w:hAnsi="Segoe UI Emoji" w:cs="Segoe UI Emoji" w:hint="eastAsia"/>
-        </w:rPr>
-        <w:t>●</w:t>
-      </w:r>
-      <w:r>
-        <w:t>更新スケジュール</w:t>
-      </w:r>
-      <w:r>
-        <w:rPr>
-          <w:rFonts w:hint="eastAsia"/>
-        </w:rPr>
-        <w:t>：</w:t>
-      </w:r>
-      <w:r>
-        <w:t>固定</w:t>
-      </w:r>
-      <w:r>
-        <w:rPr>
-          <w:rFonts w:hint="eastAsia"/>
-        </w:rPr>
-        <w:t>（開設時に完成）</w:t>
-      </w:r>
-    </w:p>
-    <w:p>
-      <w:pPr>
-        <w:pStyle w:val="a9"/>
-        <w:ind w:left="360"/>
-      </w:pPr>
-    </w:p>
-    <w:p>
-      <w:pPr>
-        <w:pStyle w:val="a9"/>
-        <w:ind w:left="360"/>
-      </w:pPr>
-      <w:r>
-        <w:rPr>
-          <w:rFonts w:hint="eastAsia"/>
-        </w:rPr>
-        <w:t>★今週の抹茶スイーツ</w:t>
-      </w:r>
-    </w:p>
-    <w:p>
-      <w:pPr>
-        <w:pStyle w:val="a9"/>
-        <w:ind w:left="360"/>
-      </w:pPr>
-      <w:r>
-        <w:rPr>
-          <w:rFonts w:ascii="Segoe UI Emoji" w:hAnsi="Segoe UI Emoji" w:cs="Segoe UI Emoji" w:hint="eastAsia"/>
-        </w:rPr>
-        <w:t>●</w:t>
-      </w:r>
-      <w:r>
-        <w:t>内容</w:t>
-      </w:r>
-      <w:r>
-        <w:rPr>
-          <w:rFonts w:hint="eastAsia"/>
-        </w:rPr>
-        <w:t>：コンビニやカフェ、専門店で見つけた抹茶スイーツを写真付きで紹介します。味や甘さ、抹茶の濃さをレビューし、おすすめ度も掲載します。</w:t>
-      </w:r>
-    </w:p>
-    <w:p>
-      <w:pPr>
-        <w:pStyle w:val="a9"/>
-        <w:ind w:left="360"/>
-      </w:pPr>
-      <w:r>
-        <w:rPr>
-          <w:rFonts w:hint="eastAsia"/>
-        </w:rPr>
-        <w:t>また、コンビニで新作の抹茶スイーツが発売された際には、発売日や特徴とあわせて紹介します。</w:t>
-      </w:r>
-    </w:p>
-    <w:p>
-      <w:pPr>
-        <w:pStyle w:val="a9"/>
-        <w:ind w:left="360"/>
-      </w:pPr>
-      <w:r>
-        <w:rPr>
-          <w:rFonts w:ascii="Segoe UI Emoji" w:hAnsi="Segoe UI Emoji" w:cs="Segoe UI Emoji" w:hint="eastAsia"/>
-        </w:rPr>
-        <w:t>●</w:t>
-      </w:r>
-      <w:r>
-        <w:t>更新スケジュール</w:t>
-      </w:r>
-      <w:r>
-        <w:rPr>
-          <w:rFonts w:hint="eastAsia"/>
-        </w:rPr>
-        <w:t>：</w:t>
-      </w:r>
-      <w:r>
-        <w:t>定期更新</w:t>
-      </w:r>
-      <w:r>
-        <w:rPr>
-          <w:rFonts w:hint="eastAsia"/>
-        </w:rPr>
-        <w:t>（毎週金曜）</w:t>
-      </w:r>
-    </w:p>
-    <w:p>
-      <w:pPr>
-        <w:pStyle w:val="a9"/>
-        <w:ind w:left="360"/>
-      </w:pPr>
-    </w:p>
-    <w:p>
-      <w:pPr>
-        <w:pStyle w:val="a9"/>
-        <w:ind w:left="360"/>
-      </w:pPr>
-      <w:r>
-        <w:rPr>
-          <w:rFonts w:hint="eastAsia"/>
-        </w:rPr>
-        <w:t>★抹茶カフェ巡り</w:t>
-      </w:r>
-    </w:p>
-    <w:p>
-      <w:pPr>
-        <w:pStyle w:val="a9"/>
-        <w:ind w:left="360"/>
-      </w:pPr>
-      <w:r>
-        <w:rPr>
-          <w:rFonts w:ascii="Segoe UI Emoji" w:hAnsi="Segoe UI Emoji" w:cs="Segoe UI Emoji" w:hint="eastAsia"/>
-        </w:rPr>
-        <w:t>●</w:t>
-      </w:r>
-      <w:r>
-        <w:t>内容</w:t>
-      </w:r>
-      <w:r>
-        <w:rPr>
-          <w:rFonts w:hint="eastAsia"/>
-        </w:rPr>
-        <w:t>：実際に訪れた抹茶カフェや和カフェを、店内の雰囲気やおすすめメニューとともに紹介します。写真付きで見やすくまとめます。</w:t>
-      </w:r>
-    </w:p>
-    <w:p>
-      <w:pPr>
-        <w:pStyle w:val="a9"/>
-        <w:ind w:left="360"/>
-      </w:pPr>
-      <w:r>
-        <w:rPr>
-          <w:rFonts w:ascii="Segoe UI Emoji" w:hAnsi="Segoe UI Emoji" w:cs="Segoe UI Emoji" w:hint="eastAsia"/>
-        </w:rPr>
-        <w:t>●</w:t>
-      </w:r>
-      <w:r>
-        <w:t>更新スケジュール</w:t>
-      </w:r>
-      <w:r>
-        <w:rPr>
-          <w:rFonts w:hint="eastAsia"/>
-        </w:rPr>
-        <w:t>：定期更新（毎週火曜）</w:t>
-      </w:r>
-    </w:p>
-    <w:p>
-      <w:pPr>
-        <w:pStyle w:val="a9"/>
-        <w:ind w:left="360"/>
-      </w:pPr>
-    </w:p>
-    <w:p>
-      <w:pPr>
-        <w:pStyle w:val="a9"/>
-        <w:ind w:left="360"/>
-      </w:pPr>
-      <w:r>
-        <w:rPr>
-          <w:rFonts w:hint="eastAsia"/>
-        </w:rPr>
-        <w:t>★抹茶豆知識</w:t>
-      </w:r>
-    </w:p>
-    <w:p>
-      <w:pPr>
-        <w:pStyle w:val="a9"/>
-        <w:ind w:left="360"/>
-      </w:pPr>
-      <w:r>
-        <w:rPr>
-          <w:rFonts w:hint="eastAsia"/>
-        </w:rPr>
-        <w:t>●内容：抹茶の点て方、抹茶ラテとの違い、抹茶に合う和菓子など、抹茶に関する小さな知識をコラム形式で紹介します。</w:t>
-      </w:r>
-    </w:p>
-    <w:p>
-      <w:pPr>
-        <w:pStyle w:val="a9"/>
-        <w:ind w:left="360"/>
-      </w:pPr>
-      <w:r>
-        <w:rPr>
-          <w:rFonts w:hint="eastAsia"/>
-        </w:rPr>
-        <w:t>●更新スケジュール：不定期（月2回程度）</w:t>
-      </w:r>
-    </w:p>
+      <w:r>
+        <w:t>① タイトル：「きょうも抹茶。」</w:t>
+      </w:r>
+    </w:p>
+    <w:p>
+      <w:r>
+        <w:t>② サイト作成の動機と趣旨</w:t>
+      </w:r>
+    </w:p>
+    <w:p>
+      <w:r>
+        <w:t>このサイトは、抹茶の魅力をより多くの人に知ってもらうために制作します。 抹茶は飲み物としてだけでなく、スイーツや和菓子、カフェ文化など幅広い楽しみ方があり、近年は若い世代にも人気が高まっています。</w:t>
+      </w:r>
+    </w:p>
+    <w:p>
+      <w:r>
+        <w:t>しかし、抹茶の種類や味の違い、歴史、楽しみ方について詳しく知る機会は多くありません。 そこで本サイトでは、抹茶の基礎知識から、実際に訪れた抹茶カフェの紹介、新作抹茶スイーツのレビューまで、幅広い情報を写真付きでわかりやすく発信します。</w:t>
+      </w:r>
+    </w:p>
+    <w:p>
+      <w:r>
+        <w:t>「抹茶が好きな人がもっと楽しめるサイト」 「抹茶を知らない人でも気軽に読めるサイト」 この2つを目指して制作しています。</w:t>
+      </w:r>
+    </w:p>
+    <w:p>
+      <w:r>
+        <w:t>③ コンテンツ（現在のサイト構成に合わせて更新）</w:t>
+      </w:r>
+    </w:p>
+    <w:p>
+      <w:r>
+        <w:t>★ 抹茶入門</w:t>
+      </w:r>
+    </w:p>
+    <w:p>
+      <w:r>
+        <w:t>●内容： 抹茶とはどのようなものか、緑茶との違い、味の特徴、歴史など、抹茶の基本知識を初心者向けにまとめています。 写真や見出しを使い、読みやすく構成しています。</w:t>
+      </w:r>
+    </w:p>
+    <w:p>
+      <w:r>
+        <w:t>●更新スケジュール： 固定（開設時に完成）</w:t>
+      </w:r>
+    </w:p>
+    <w:p>
+      <w:r>
+        <w:t>★ 新作抹茶スイーツ</w:t>
+      </w:r>
+    </w:p>
+    <w:p>
+      <w:r>
+        <w:t>●内容： コンビニやカフェで見つけた新作抹茶スイーツを写真付きで紹介します。 味・甘さ・抹茶の濃さ・おすすめ度などをレビューし、季節限定商品や新発売情報も掲載します。</w:t>
+      </w:r>
+    </w:p>
+    <w:p>
+      <w:r>
+        <w:t>●更新スケジュール： 毎週金曜（定期更新）</w:t>
+      </w:r>
+    </w:p>
+    <w:p>
+      <w:r>
+        <w:t>★ まっちゃの旅</w:t>
+      </w:r>
+    </w:p>
+    <w:p>
+      <w:r>
+        <w:t>●内容： 実際に訪れた抹茶カフェや和カフェを、店内の雰囲気やおすすめメニューとともに紹介します。 写真を中心に、アクセスや特徴などをまとめています。</w:t>
+      </w:r>
+    </w:p>
+    <w:p>
+      <w:r>
+        <w:t>●更新スケジュール： 毎週火曜（定期更新）</w:t>
+      </w:r>
+    </w:p>
+    <w:p>
+      <w:r>
+        <w:t>★ お問い合わせ</w:t>
+      </w:r>
+    </w:p>
+    <w:p>
+      <w:r>
+        <w:t>●内容： サイトに関する質問や連絡を受け付けるページです。 電話番号・営業時間の案内と、フォームによるお問い合わせ説明を掲載しています。</w:t>
+      </w:r>
+    </w:p>
+    <w:p>
+      <w:r>
+        <w:t>●更新スケジュール： 固定（必要に応じて更新）</w:t>
+      </w:r>
+    </w:p>
+    <w:p/>
     <w:sectPr>
       <w:pgSz w:w="11906" w:h="16838"/>
       <w:pgMar w:top="1985" w:right="1701" w:bottom="1701" w:left="1701" w:header="851" w:footer="992" w:gutter="0"/>
@@ -1141,7 +935,6 @@
   <w:style w:type="character" w:default="1" w:styleId="a0">
     <w:name w:val="Default Paragraph Font"/>
     <w:uiPriority w:val="1"/>
-    <w:semiHidden/>
     <w:unhideWhenUsed/>
   </w:style>
   <w:style w:type="table" w:default="1" w:styleId="a1">
